--- a/material de apoyo/propuesta_festival.docx
+++ b/material de apoyo/propuesta_festival.docx
@@ -800,7 +800,7 @@
           </mc:Choice>
           <mc:Fallback>
             <w:pict>
-              <v:shape w14:anchorId="2A22D919" id="Graphic 6" o:spid="_x0000_s1026" style="position:absolute;margin-left:70.85pt;margin-top:22.75pt;width:453.55pt;height:.1pt;z-index:15729152;visibility:visible;mso-wrap-style:square;mso-wrap-distance-left:0;mso-wrap-distance-top:0;mso-wrap-distance-right:0;mso-wrap-distance-bottom:0;mso-position-horizontal:absolute;mso-position-horizontal-relative:page;mso-position-vertical:absolute;mso-position-vertical-relative:text;v-text-anchor:top" coordsize="5760085,1270" o:gfxdata="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" path="m,l5759996,e" filled="f" strokecolor="#20262c" strokeweight=".28114mm">
+              <v:shape w14:anchorId="1A72F0A6" id="Graphic 6" o:spid="_x0000_s1026" style="position:absolute;margin-left:70.85pt;margin-top:22.75pt;width:453.55pt;height:.1pt;z-index:15729152;visibility:visible;mso-wrap-style:square;mso-wrap-distance-left:0;mso-wrap-distance-top:0;mso-wrap-distance-right:0;mso-wrap-distance-bottom:0;mso-position-horizontal:absolute;mso-position-horizontal-relative:page;mso-position-vertical:absolute;mso-position-vertical-relative:text;v-text-anchor:top" coordsize="5760085,1270" o:gfxdata="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" path="m,l5759996,e" filled="f" strokecolor="#20262c" strokeweight=".28114mm">
                 <v:path arrowok="t"/>
                 <w10:wrap anchorx="page"/>
               </v:shape>
@@ -1083,7 +1083,7 @@
           </mc:Choice>
           <mc:Fallback>
             <w:pict>
-              <v:shape w14:anchorId="0637FB60" id="Graphic 7" o:spid="_x0000_s1026" style="position:absolute;margin-left:70.85pt;margin-top:22.75pt;width:453.55pt;height:.1pt;z-index:-15727616;visibility:visible;mso-wrap-style:square;mso-wrap-distance-left:0;mso-wrap-distance-top:0;mso-wrap-distance-right:0;mso-wrap-distance-bottom:0;mso-position-horizontal:absolute;mso-position-horizontal-relative:page;mso-position-vertical:absolute;mso-position-vertical-relative:text;v-text-anchor:top" coordsize="5760085,1270" o:gfxdata="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" path="m,l5759996,e" filled="f" strokecolor="#20262c" strokeweight=".28114mm">
+              <v:shape w14:anchorId="52F54A95" id="Graphic 7" o:spid="_x0000_s1026" style="position:absolute;margin-left:70.85pt;margin-top:22.75pt;width:453.55pt;height:.1pt;z-index:-15727616;visibility:visible;mso-wrap-style:square;mso-wrap-distance-left:0;mso-wrap-distance-top:0;mso-wrap-distance-right:0;mso-wrap-distance-bottom:0;mso-position-horizontal:absolute;mso-position-horizontal-relative:page;mso-position-vertical:absolute;mso-position-vertical-relative:text;v-text-anchor:top" coordsize="5760085,1270" o:gfxdata="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" path="m,l5759996,e" filled="f" strokecolor="#20262c" strokeweight=".28114mm">
                 <v:path arrowok="t"/>
                 <w10:wrap type="topAndBottom" anchorx="page"/>
               </v:shape>
@@ -1677,6 +1677,7 @@
         <w:ind w:left="142" w:right="4044"/>
         <w:rPr>
           <w:sz w:val="24"/>
+          <w:lang w:val="en-US"/>
         </w:rPr>
       </w:pPr>
     </w:p>
@@ -2950,7 +2951,7 @@
         </mc:Choice>
         <mc:Fallback>
           <w:pict>
-            <v:shape w14:anchorId="17D8A0A4" id="Graphic 2" o:spid="_x0000_s1026" style="position:absolute;margin-left:70.85pt;margin-top:60.35pt;width:453.55pt;height:.1pt;z-index:-15788544;visibility:visible;mso-wrap-style:square;mso-wrap-distance-left:0;mso-wrap-distance-top:0;mso-wrap-distance-right:0;mso-wrap-distance-bottom:0;mso-position-horizontal:absolute;mso-position-horizontal-relative:page;mso-position-vertical:absolute;mso-position-vertical-relative:page;v-text-anchor:top" coordsize="5760085,1270" o:gfxdata="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" path="m,l5759996,e" filled="f" strokeweight=".14039mm">
+            <v:shape w14:anchorId="2820FC30" id="Graphic 2" o:spid="_x0000_s1026" style="position:absolute;margin-left:70.85pt;margin-top:60.35pt;width:453.55pt;height:.1pt;z-index:-15788544;visibility:visible;mso-wrap-style:square;mso-wrap-distance-left:0;mso-wrap-distance-top:0;mso-wrap-distance-right:0;mso-wrap-distance-bottom:0;mso-position-horizontal:absolute;mso-position-horizontal-relative:page;mso-position-vertical:absolute;mso-position-vertical-relative:page;v-text-anchor:top" coordsize="5760085,1270" o:gfxdata="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" path="m,l5759996,e" filled="f" strokeweight=".14039mm">
               <v:path arrowok="t"/>
               <w10:wrap anchorx="page" anchory="page"/>
             </v:shape>
